--- a/TheorynCoding/Study Material/Java Overall/Java Overall/Quick Java/oza sir/Study This/study material/Other/Design Pattern/Design Patterns.docx
+++ b/TheorynCoding/Study Material/Java Overall/Java Overall/Quick Java/oza sir/Study This/study material/Other/Design Pattern/Design Patterns.docx
@@ -199,55 +199,32 @@
         <w:tc>
           <w:tcPr>
             <w:tcW w:w="0" w:type="auto"/>
-            <w:vAlign w:val="center"/>
-            <w:hideMark/>
-          </w:tcPr>
-          <w:p>
-            <w:pPr>
-              <w:spacing w:after="0" w:line="240" w:lineRule="auto"/>
-              <w:rPr>
-                <w:rFonts w:ascii="Times New Roman" w:eastAsia="Times New Roman" w:hAnsi="Times New Roman" w:cs="Times New Roman"/>
-                <w:sz w:val="24"/>
-                <w:szCs w:val="24"/>
-                <w:lang w:eastAsia="en-IN"/>
-              </w:rPr>
-            </w:pPr>
-          </w:p>
-        </w:tc>
-        <w:tc>
-          <w:tcPr>
-            <w:tcW w:w="0" w:type="auto"/>
-            <w:vAlign w:val="center"/>
-            <w:hideMark/>
-          </w:tcPr>
-          <w:p>
-            <w:pPr>
-              <w:spacing w:after="0" w:line="240" w:lineRule="auto"/>
-              <w:rPr>
-                <w:rFonts w:ascii="Times New Roman" w:eastAsia="Times New Roman" w:hAnsi="Times New Roman" w:cs="Times New Roman"/>
-                <w:sz w:val="24"/>
-                <w:szCs w:val="24"/>
-                <w:lang w:eastAsia="en-IN"/>
-              </w:rPr>
-            </w:pPr>
-          </w:p>
-        </w:tc>
-        <w:tc>
-          <w:tcPr>
-            <w:tcW w:w="0" w:type="auto"/>
-            <w:vAlign w:val="center"/>
-            <w:hideMark/>
-          </w:tcPr>
-          <w:p>
-            <w:pPr>
-              <w:spacing w:after="0" w:line="240" w:lineRule="auto"/>
-              <w:rPr>
-                <w:rFonts w:ascii="Times New Roman" w:eastAsia="Times New Roman" w:hAnsi="Times New Roman" w:cs="Times New Roman"/>
-                <w:sz w:val="24"/>
-                <w:szCs w:val="24"/>
-                <w:lang w:eastAsia="en-IN"/>
-              </w:rPr>
-            </w:pPr>
+            <w:gridSpan w:val="3"/>
+            <w:vAlign w:val="center"/>
+            <w:hideMark/>
+          </w:tcPr>
+          <w:p>
+            <w:pPr>
+              <w:spacing w:after="0" w:line="240" w:lineRule="auto"/>
+              <w:rPr>
+                <w:rFonts w:ascii="Times New Roman" w:eastAsia="Times New Roman" w:hAnsi="Times New Roman" w:cs="Times New Roman"/>
+                <w:sz w:val="24"/>
+                <w:szCs w:val="24"/>
+                <w:lang w:eastAsia="en-IN"/>
+              </w:rPr>
+            </w:pPr>
+            <w:r>
+              <w:t xml:space="preserve">Design patterns used to </w:t>
+            </w:r>
+            <w:r>
+              <w:rPr>
+                <w:rStyle w:val="Strong"/>
+              </w:rPr>
+              <w:t>create objects in a flexible and controlled way</w:t>
+            </w:r>
+            <w:r>
+              <w:t>.</w:t>
+            </w:r>
           </w:p>
         </w:tc>
       </w:tr>
@@ -567,18 +544,7 @@
                 <w:szCs w:val="24"/>
                 <w:lang w:eastAsia="en-IN"/>
               </w:rPr>
-              <w:t xml:space="preserve">Creates families of related </w:t>
-            </w:r>
-            <w:bookmarkStart w:id="0" w:name="_GoBack"/>
-            <w:bookmarkEnd w:id="0"/>
-            <w:r>
-              <w:rPr>
-                <w:rFonts w:ascii="Times New Roman" w:eastAsia="Times New Roman" w:hAnsi="Times New Roman" w:cs="Times New Roman"/>
-                <w:sz w:val="24"/>
-                <w:szCs w:val="24"/>
-                <w:lang w:eastAsia="en-IN"/>
-              </w:rPr>
-              <w:t>objects</w:t>
+              <w:t>Creates families of related objects</w:t>
             </w:r>
           </w:p>
         </w:tc>
@@ -879,55 +845,32 @@
         <w:tc>
           <w:tcPr>
             <w:tcW w:w="0" w:type="auto"/>
-            <w:vAlign w:val="center"/>
-            <w:hideMark/>
-          </w:tcPr>
-          <w:p>
-            <w:pPr>
-              <w:spacing w:after="0" w:line="240" w:lineRule="auto"/>
-              <w:rPr>
-                <w:rFonts w:ascii="Times New Roman" w:eastAsia="Times New Roman" w:hAnsi="Times New Roman" w:cs="Times New Roman"/>
-                <w:sz w:val="24"/>
-                <w:szCs w:val="24"/>
-                <w:lang w:eastAsia="en-IN"/>
-              </w:rPr>
-            </w:pPr>
-          </w:p>
-        </w:tc>
-        <w:tc>
-          <w:tcPr>
-            <w:tcW w:w="0" w:type="auto"/>
-            <w:vAlign w:val="center"/>
-            <w:hideMark/>
-          </w:tcPr>
-          <w:p>
-            <w:pPr>
-              <w:spacing w:after="0" w:line="240" w:lineRule="auto"/>
-              <w:rPr>
-                <w:rFonts w:ascii="Times New Roman" w:eastAsia="Times New Roman" w:hAnsi="Times New Roman" w:cs="Times New Roman"/>
-                <w:sz w:val="24"/>
-                <w:szCs w:val="24"/>
-                <w:lang w:eastAsia="en-IN"/>
-              </w:rPr>
-            </w:pPr>
-          </w:p>
-        </w:tc>
-        <w:tc>
-          <w:tcPr>
-            <w:tcW w:w="0" w:type="auto"/>
-            <w:vAlign w:val="center"/>
-            <w:hideMark/>
-          </w:tcPr>
-          <w:p>
-            <w:pPr>
-              <w:spacing w:after="0" w:line="240" w:lineRule="auto"/>
-              <w:rPr>
-                <w:rFonts w:ascii="Times New Roman" w:eastAsia="Times New Roman" w:hAnsi="Times New Roman" w:cs="Times New Roman"/>
-                <w:sz w:val="24"/>
-                <w:szCs w:val="24"/>
-                <w:lang w:eastAsia="en-IN"/>
-              </w:rPr>
-            </w:pPr>
+            <w:gridSpan w:val="3"/>
+            <w:vAlign w:val="center"/>
+            <w:hideMark/>
+          </w:tcPr>
+          <w:p>
+            <w:pPr>
+              <w:spacing w:after="0" w:line="240" w:lineRule="auto"/>
+              <w:rPr>
+                <w:rFonts w:ascii="Times New Roman" w:eastAsia="Times New Roman" w:hAnsi="Times New Roman" w:cs="Times New Roman"/>
+                <w:sz w:val="24"/>
+                <w:szCs w:val="24"/>
+                <w:lang w:eastAsia="en-IN"/>
+              </w:rPr>
+            </w:pPr>
+            <w:r>
+              <w:t xml:space="preserve">Design patterns used to </w:t>
+            </w:r>
+            <w:r>
+              <w:rPr>
+                <w:rStyle w:val="Strong"/>
+              </w:rPr>
+              <w:t>organize and connect objects/classes to form larger, flexible structures</w:t>
+            </w:r>
+            <w:r>
+              <w:t>.</w:t>
+            </w:r>
           </w:p>
         </w:tc>
       </w:tr>
@@ -1363,33 +1306,44 @@
                 <w:szCs w:val="24"/>
                 <w:lang w:eastAsia="en-IN"/>
               </w:rPr>
-              <w:t>Controls access to another object</w:t>
-            </w:r>
-          </w:p>
-        </w:tc>
-        <w:tc>
-          <w:tcPr>
-            <w:tcW w:w="0" w:type="auto"/>
-            <w:vAlign w:val="center"/>
-            <w:hideMark/>
-          </w:tcPr>
-          <w:p>
-            <w:pPr>
-              <w:spacing w:after="0" w:line="240" w:lineRule="auto"/>
-              <w:rPr>
-                <w:rFonts w:ascii="Times New Roman" w:eastAsia="Times New Roman" w:hAnsi="Times New Roman" w:cs="Times New Roman"/>
-                <w:sz w:val="24"/>
-                <w:szCs w:val="24"/>
-                <w:lang w:eastAsia="en-IN"/>
-              </w:rPr>
-            </w:pPr>
-            <w:r>
-              <w:rPr>
-                <w:rFonts w:ascii="Times New Roman" w:eastAsia="Times New Roman" w:hAnsi="Times New Roman" w:cs="Times New Roman"/>
-                <w:sz w:val="24"/>
-                <w:szCs w:val="24"/>
-                <w:lang w:eastAsia="en-IN"/>
-              </w:rPr>
+              <w:t xml:space="preserve">Controls access to another </w:t>
+            </w:r>
+            <w:r>
+              <w:rPr>
+                <w:rFonts w:ascii="Times New Roman" w:eastAsia="Times New Roman" w:hAnsi="Times New Roman" w:cs="Times New Roman"/>
+                <w:sz w:val="24"/>
+                <w:szCs w:val="24"/>
+                <w:lang w:eastAsia="en-IN"/>
+              </w:rPr>
+              <w:lastRenderedPageBreak/>
+              <w:t>object</w:t>
+            </w:r>
+          </w:p>
+        </w:tc>
+        <w:tc>
+          <w:tcPr>
+            <w:tcW w:w="0" w:type="auto"/>
+            <w:vAlign w:val="center"/>
+            <w:hideMark/>
+          </w:tcPr>
+          <w:p>
+            <w:pPr>
+              <w:spacing w:after="0" w:line="240" w:lineRule="auto"/>
+              <w:rPr>
+                <w:rFonts w:ascii="Times New Roman" w:eastAsia="Times New Roman" w:hAnsi="Times New Roman" w:cs="Times New Roman"/>
+                <w:sz w:val="24"/>
+                <w:szCs w:val="24"/>
+                <w:lang w:eastAsia="en-IN"/>
+              </w:rPr>
+            </w:pPr>
+            <w:r>
+              <w:rPr>
+                <w:rFonts w:ascii="Times New Roman" w:eastAsia="Times New Roman" w:hAnsi="Times New Roman" w:cs="Times New Roman"/>
+                <w:sz w:val="24"/>
+                <w:szCs w:val="24"/>
+                <w:lang w:eastAsia="en-IN"/>
+              </w:rPr>
+              <w:lastRenderedPageBreak/>
               <w:t>Security, lazy loading</w:t>
             </w:r>
           </w:p>
@@ -1781,55 +1735,34 @@
         <w:tc>
           <w:tcPr>
             <w:tcW w:w="0" w:type="auto"/>
-            <w:vAlign w:val="center"/>
-            <w:hideMark/>
-          </w:tcPr>
-          <w:p>
-            <w:pPr>
-              <w:spacing w:after="0" w:line="240" w:lineRule="auto"/>
-              <w:rPr>
-                <w:rFonts w:ascii="Times New Roman" w:eastAsia="Times New Roman" w:hAnsi="Times New Roman" w:cs="Times New Roman"/>
-                <w:sz w:val="24"/>
-                <w:szCs w:val="24"/>
-                <w:lang w:eastAsia="en-IN"/>
-              </w:rPr>
-            </w:pPr>
-          </w:p>
-        </w:tc>
-        <w:tc>
-          <w:tcPr>
-            <w:tcW w:w="0" w:type="auto"/>
-            <w:vAlign w:val="center"/>
-            <w:hideMark/>
-          </w:tcPr>
-          <w:p>
-            <w:pPr>
-              <w:spacing w:after="0" w:line="240" w:lineRule="auto"/>
-              <w:rPr>
-                <w:rFonts w:ascii="Times New Roman" w:eastAsia="Times New Roman" w:hAnsi="Times New Roman" w:cs="Times New Roman"/>
-                <w:sz w:val="24"/>
-                <w:szCs w:val="24"/>
-                <w:lang w:eastAsia="en-IN"/>
-              </w:rPr>
-            </w:pPr>
-          </w:p>
-        </w:tc>
-        <w:tc>
-          <w:tcPr>
-            <w:tcW w:w="0" w:type="auto"/>
-            <w:vAlign w:val="center"/>
-            <w:hideMark/>
-          </w:tcPr>
-          <w:p>
-            <w:pPr>
-              <w:spacing w:after="0" w:line="240" w:lineRule="auto"/>
-              <w:rPr>
-                <w:rFonts w:ascii="Times New Roman" w:eastAsia="Times New Roman" w:hAnsi="Times New Roman" w:cs="Times New Roman"/>
-                <w:sz w:val="24"/>
-                <w:szCs w:val="24"/>
-                <w:lang w:eastAsia="en-IN"/>
-              </w:rPr>
-            </w:pPr>
+            <w:gridSpan w:val="3"/>
+            <w:vAlign w:val="center"/>
+            <w:hideMark/>
+          </w:tcPr>
+          <w:p>
+            <w:pPr>
+              <w:spacing w:after="0" w:line="240" w:lineRule="auto"/>
+              <w:rPr>
+                <w:rFonts w:ascii="Times New Roman" w:eastAsia="Times New Roman" w:hAnsi="Times New Roman" w:cs="Times New Roman"/>
+                <w:sz w:val="24"/>
+                <w:szCs w:val="24"/>
+                <w:lang w:eastAsia="en-IN"/>
+              </w:rPr>
+            </w:pPr>
+            <w:r>
+              <w:t xml:space="preserve">Design patterns used to </w:t>
+            </w:r>
+            <w:r>
+              <w:rPr>
+                <w:rStyle w:val="Strong"/>
+              </w:rPr>
+              <w:t>define how objects communicate and behave with each other</w:t>
+            </w:r>
+            <w:r>
+              <w:t>.</w:t>
+            </w:r>
+            <w:bookmarkStart w:id="0" w:name="_GoBack"/>
+            <w:bookmarkEnd w:id="0"/>
           </w:p>
         </w:tc>
       </w:tr>
@@ -2470,60 +2403,84 @@
                 <w:szCs w:val="24"/>
                 <w:lang w:eastAsia="en-IN"/>
               </w:rPr>
-              <w:t>Chain of Responsibility</w:t>
-            </w:r>
-          </w:p>
-        </w:tc>
-        <w:tc>
-          <w:tcPr>
-            <w:tcW w:w="0" w:type="auto"/>
-            <w:vAlign w:val="center"/>
-            <w:hideMark/>
-          </w:tcPr>
-          <w:p>
-            <w:pPr>
-              <w:spacing w:after="0" w:line="240" w:lineRule="auto"/>
-              <w:rPr>
-                <w:rFonts w:ascii="Times New Roman" w:eastAsia="Times New Roman" w:hAnsi="Times New Roman" w:cs="Times New Roman"/>
-                <w:sz w:val="24"/>
-                <w:szCs w:val="24"/>
-                <w:lang w:eastAsia="en-IN"/>
-              </w:rPr>
-            </w:pPr>
-            <w:r>
-              <w:rPr>
-                <w:rFonts w:ascii="Times New Roman" w:eastAsia="Times New Roman" w:hAnsi="Times New Roman" w:cs="Times New Roman"/>
-                <w:sz w:val="24"/>
-                <w:szCs w:val="24"/>
-                <w:lang w:eastAsia="en-IN"/>
-              </w:rPr>
-              <w:t>Passes a request through multiple handlers</w:t>
-            </w:r>
-          </w:p>
-        </w:tc>
-        <w:tc>
-          <w:tcPr>
-            <w:tcW w:w="0" w:type="auto"/>
-            <w:vAlign w:val="center"/>
-            <w:hideMark/>
-          </w:tcPr>
-          <w:p>
-            <w:pPr>
-              <w:spacing w:after="0" w:line="240" w:lineRule="auto"/>
-              <w:rPr>
-                <w:rFonts w:ascii="Times New Roman" w:eastAsia="Times New Roman" w:hAnsi="Times New Roman" w:cs="Times New Roman"/>
-                <w:sz w:val="24"/>
-                <w:szCs w:val="24"/>
-                <w:lang w:eastAsia="en-IN"/>
-              </w:rPr>
-            </w:pPr>
-            <w:r>
-              <w:rPr>
-                <w:rFonts w:ascii="Times New Roman" w:eastAsia="Times New Roman" w:hAnsi="Times New Roman" w:cs="Times New Roman"/>
-                <w:sz w:val="24"/>
-                <w:szCs w:val="24"/>
-                <w:lang w:eastAsia="en-IN"/>
-              </w:rPr>
+              <w:t xml:space="preserve">Chain of </w:t>
+            </w:r>
+            <w:r>
+              <w:rPr>
+                <w:rFonts w:ascii="Times New Roman" w:eastAsia="Times New Roman" w:hAnsi="Times New Roman" w:cs="Times New Roman"/>
+                <w:b/>
+                <w:bCs/>
+                <w:sz w:val="24"/>
+                <w:szCs w:val="24"/>
+                <w:lang w:eastAsia="en-IN"/>
+              </w:rPr>
+              <w:lastRenderedPageBreak/>
+              <w:t>Responsibility</w:t>
+            </w:r>
+          </w:p>
+        </w:tc>
+        <w:tc>
+          <w:tcPr>
+            <w:tcW w:w="0" w:type="auto"/>
+            <w:vAlign w:val="center"/>
+            <w:hideMark/>
+          </w:tcPr>
+          <w:p>
+            <w:pPr>
+              <w:spacing w:after="0" w:line="240" w:lineRule="auto"/>
+              <w:rPr>
+                <w:rFonts w:ascii="Times New Roman" w:eastAsia="Times New Roman" w:hAnsi="Times New Roman" w:cs="Times New Roman"/>
+                <w:sz w:val="24"/>
+                <w:szCs w:val="24"/>
+                <w:lang w:eastAsia="en-IN"/>
+              </w:rPr>
+            </w:pPr>
+            <w:r>
+              <w:rPr>
+                <w:rFonts w:ascii="Times New Roman" w:eastAsia="Times New Roman" w:hAnsi="Times New Roman" w:cs="Times New Roman"/>
+                <w:sz w:val="24"/>
+                <w:szCs w:val="24"/>
+                <w:lang w:eastAsia="en-IN"/>
+              </w:rPr>
+              <w:lastRenderedPageBreak/>
+              <w:t xml:space="preserve">Passes a request through </w:t>
+            </w:r>
+            <w:r>
+              <w:rPr>
+                <w:rFonts w:ascii="Times New Roman" w:eastAsia="Times New Roman" w:hAnsi="Times New Roman" w:cs="Times New Roman"/>
+                <w:sz w:val="24"/>
+                <w:szCs w:val="24"/>
+                <w:lang w:eastAsia="en-IN"/>
+              </w:rPr>
+              <w:lastRenderedPageBreak/>
+              <w:t>multiple handlers</w:t>
+            </w:r>
+          </w:p>
+        </w:tc>
+        <w:tc>
+          <w:tcPr>
+            <w:tcW w:w="0" w:type="auto"/>
+            <w:vAlign w:val="center"/>
+            <w:hideMark/>
+          </w:tcPr>
+          <w:p>
+            <w:pPr>
+              <w:spacing w:after="0" w:line="240" w:lineRule="auto"/>
+              <w:rPr>
+                <w:rFonts w:ascii="Times New Roman" w:eastAsia="Times New Roman" w:hAnsi="Times New Roman" w:cs="Times New Roman"/>
+                <w:sz w:val="24"/>
+                <w:szCs w:val="24"/>
+                <w:lang w:eastAsia="en-IN"/>
+              </w:rPr>
+            </w:pPr>
+            <w:r>
+              <w:rPr>
+                <w:rFonts w:ascii="Times New Roman" w:eastAsia="Times New Roman" w:hAnsi="Times New Roman" w:cs="Times New Roman"/>
+                <w:sz w:val="24"/>
+                <w:szCs w:val="24"/>
+                <w:lang w:eastAsia="en-IN"/>
+              </w:rPr>
+              <w:lastRenderedPageBreak/>
               <w:t>Validation, filters</w:t>
             </w:r>
           </w:p>
@@ -2557,6 +2514,7 @@
                 <w:szCs w:val="24"/>
                 <w:lang w:eastAsia="en-IN"/>
               </w:rPr>
+              <w:lastRenderedPageBreak/>
               <w:t>19</w:t>
             </w:r>
           </w:p>
@@ -2613,44 +2571,33 @@
                 <w:szCs w:val="24"/>
                 <w:lang w:eastAsia="en-IN"/>
               </w:rPr>
-              <w:t xml:space="preserve">Provides a standard way to </w:t>
-            </w:r>
-            <w:r>
-              <w:rPr>
-                <w:rFonts w:ascii="Times New Roman" w:eastAsia="Times New Roman" w:hAnsi="Times New Roman" w:cs="Times New Roman"/>
-                <w:sz w:val="24"/>
-                <w:szCs w:val="24"/>
-                <w:lang w:eastAsia="en-IN"/>
-              </w:rPr>
-              <w:lastRenderedPageBreak/>
-              <w:t>traverse objects</w:t>
-            </w:r>
-          </w:p>
-        </w:tc>
-        <w:tc>
-          <w:tcPr>
-            <w:tcW w:w="0" w:type="auto"/>
-            <w:vAlign w:val="center"/>
-            <w:hideMark/>
-          </w:tcPr>
-          <w:p>
-            <w:pPr>
-              <w:spacing w:after="0" w:line="240" w:lineRule="auto"/>
-              <w:rPr>
-                <w:rFonts w:ascii="Times New Roman" w:eastAsia="Times New Roman" w:hAnsi="Times New Roman" w:cs="Times New Roman"/>
-                <w:sz w:val="24"/>
-                <w:szCs w:val="24"/>
-                <w:lang w:eastAsia="en-IN"/>
-              </w:rPr>
-            </w:pPr>
-            <w:r>
-              <w:rPr>
-                <w:rFonts w:ascii="Times New Roman" w:eastAsia="Times New Roman" w:hAnsi="Times New Roman" w:cs="Times New Roman"/>
-                <w:sz w:val="24"/>
-                <w:szCs w:val="24"/>
-                <w:lang w:eastAsia="en-IN"/>
-              </w:rPr>
-              <w:lastRenderedPageBreak/>
+              <w:t>Provides a standard way to traverse objects</w:t>
+            </w:r>
+          </w:p>
+        </w:tc>
+        <w:tc>
+          <w:tcPr>
+            <w:tcW w:w="0" w:type="auto"/>
+            <w:vAlign w:val="center"/>
+            <w:hideMark/>
+          </w:tcPr>
+          <w:p>
+            <w:pPr>
+              <w:spacing w:after="0" w:line="240" w:lineRule="auto"/>
+              <w:rPr>
+                <w:rFonts w:ascii="Times New Roman" w:eastAsia="Times New Roman" w:hAnsi="Times New Roman" w:cs="Times New Roman"/>
+                <w:sz w:val="24"/>
+                <w:szCs w:val="24"/>
+                <w:lang w:eastAsia="en-IN"/>
+              </w:rPr>
+            </w:pPr>
+            <w:r>
+              <w:rPr>
+                <w:rFonts w:ascii="Times New Roman" w:eastAsia="Times New Roman" w:hAnsi="Times New Roman" w:cs="Times New Roman"/>
+                <w:sz w:val="24"/>
+                <w:szCs w:val="24"/>
+                <w:lang w:eastAsia="en-IN"/>
+              </w:rPr>
               <w:t>Collections</w:t>
             </w:r>
           </w:p>
@@ -2684,7 +2631,6 @@
                 <w:szCs w:val="24"/>
                 <w:lang w:eastAsia="en-IN"/>
               </w:rPr>
-              <w:lastRenderedPageBreak/>
               <w:t>20</w:t>
             </w:r>
           </w:p>
@@ -3767,33 +3713,44 @@
                 <w:szCs w:val="24"/>
                 <w:lang w:eastAsia="en-IN"/>
               </w:rPr>
-              <w:t>Separates Model, View and Controller</w:t>
-            </w:r>
-          </w:p>
-        </w:tc>
-        <w:tc>
-          <w:tcPr>
-            <w:tcW w:w="0" w:type="auto"/>
-            <w:vAlign w:val="center"/>
-            <w:hideMark/>
-          </w:tcPr>
-          <w:p>
-            <w:pPr>
-              <w:spacing w:after="0" w:line="240" w:lineRule="auto"/>
-              <w:rPr>
-                <w:rFonts w:ascii="Times New Roman" w:eastAsia="Times New Roman" w:hAnsi="Times New Roman" w:cs="Times New Roman"/>
-                <w:sz w:val="24"/>
-                <w:szCs w:val="24"/>
-                <w:lang w:eastAsia="en-IN"/>
-              </w:rPr>
-            </w:pPr>
-            <w:r>
-              <w:rPr>
-                <w:rFonts w:ascii="Times New Roman" w:eastAsia="Times New Roman" w:hAnsi="Times New Roman" w:cs="Times New Roman"/>
-                <w:sz w:val="24"/>
-                <w:szCs w:val="24"/>
-                <w:lang w:eastAsia="en-IN"/>
-              </w:rPr>
+              <w:t xml:space="preserve">Separates Model, View and </w:t>
+            </w:r>
+            <w:r>
+              <w:rPr>
+                <w:rFonts w:ascii="Times New Roman" w:eastAsia="Times New Roman" w:hAnsi="Times New Roman" w:cs="Times New Roman"/>
+                <w:sz w:val="24"/>
+                <w:szCs w:val="24"/>
+                <w:lang w:eastAsia="en-IN"/>
+              </w:rPr>
+              <w:lastRenderedPageBreak/>
+              <w:t>Controller</w:t>
+            </w:r>
+          </w:p>
+        </w:tc>
+        <w:tc>
+          <w:tcPr>
+            <w:tcW w:w="0" w:type="auto"/>
+            <w:vAlign w:val="center"/>
+            <w:hideMark/>
+          </w:tcPr>
+          <w:p>
+            <w:pPr>
+              <w:spacing w:after="0" w:line="240" w:lineRule="auto"/>
+              <w:rPr>
+                <w:rFonts w:ascii="Times New Roman" w:eastAsia="Times New Roman" w:hAnsi="Times New Roman" w:cs="Times New Roman"/>
+                <w:sz w:val="24"/>
+                <w:szCs w:val="24"/>
+                <w:lang w:eastAsia="en-IN"/>
+              </w:rPr>
+            </w:pPr>
+            <w:r>
+              <w:rPr>
+                <w:rFonts w:ascii="Times New Roman" w:eastAsia="Times New Roman" w:hAnsi="Times New Roman" w:cs="Times New Roman"/>
+                <w:sz w:val="24"/>
+                <w:szCs w:val="24"/>
+                <w:lang w:eastAsia="en-IN"/>
+              </w:rPr>
+              <w:lastRenderedPageBreak/>
               <w:t>Web applications</w:t>
             </w:r>
           </w:p>
